--- a/big routine.docx
+++ b/big routine.docx
@@ -111,13 +111,23 @@
                 <w:szCs w:val="24"/>
               </w:rPr>
             </w:pPr>
-            <w:r>
-              <w:rPr>
-                <w:rFonts w:ascii="Times New Roman" w:hAnsi="Times New Roman" w:cs="Times New Roman"/>
-                <w:sz w:val="28"/>
-                <w:szCs w:val="24"/>
-              </w:rPr>
-              <w:t>Maths 'W'</w:t>
+            <w:proofErr w:type="spellStart"/>
+            <w:r>
+              <w:rPr>
+                <w:rFonts w:ascii="Times New Roman" w:hAnsi="Times New Roman" w:cs="Times New Roman"/>
+                <w:sz w:val="28"/>
+                <w:szCs w:val="24"/>
+              </w:rPr>
+              <w:t>Maths</w:t>
+            </w:r>
+            <w:proofErr w:type="spellEnd"/>
+            <w:r>
+              <w:rPr>
+                <w:rFonts w:ascii="Times New Roman" w:hAnsi="Times New Roman" w:cs="Times New Roman"/>
+                <w:sz w:val="28"/>
+                <w:szCs w:val="24"/>
+              </w:rPr>
+              <w:t xml:space="preserve"> 'W'</w:t>
             </w:r>
           </w:p>
         </w:tc>
@@ -160,13 +170,23 @@
                 <w:szCs w:val="24"/>
               </w:rPr>
             </w:pPr>
-            <w:r>
-              <w:rPr>
-                <w:rFonts w:ascii="Times New Roman" w:hAnsi="Times New Roman" w:cs="Times New Roman"/>
-                <w:sz w:val="28"/>
-                <w:szCs w:val="24"/>
-              </w:rPr>
-              <w:t>Maths ‘O’</w:t>
+            <w:proofErr w:type="spellStart"/>
+            <w:r>
+              <w:rPr>
+                <w:rFonts w:ascii="Times New Roman" w:hAnsi="Times New Roman" w:cs="Times New Roman"/>
+                <w:sz w:val="28"/>
+                <w:szCs w:val="24"/>
+              </w:rPr>
+              <w:t>Maths</w:t>
+            </w:r>
+            <w:proofErr w:type="spellEnd"/>
+            <w:r>
+              <w:rPr>
+                <w:rFonts w:ascii="Times New Roman" w:hAnsi="Times New Roman" w:cs="Times New Roman"/>
+                <w:sz w:val="28"/>
+                <w:szCs w:val="24"/>
+              </w:rPr>
+              <w:t xml:space="preserve"> ‘O’</w:t>
             </w:r>
           </w:p>
         </w:tc>
@@ -191,13 +211,33 @@
                 <w:szCs w:val="24"/>
               </w:rPr>
             </w:pPr>
-            <w:r>
-              <w:rPr>
-                <w:rFonts w:ascii="Preeti" w:hAnsi="Preeti" w:cs="Times New Roman"/>
-                <w:sz w:val="28"/>
-                <w:szCs w:val="24"/>
-              </w:rPr>
-              <w:t>g]kfnL ln=</w:t>
+            <w:proofErr w:type="gramStart"/>
+            <w:r>
+              <w:rPr>
+                <w:rFonts w:ascii="Preeti" w:hAnsi="Preeti" w:cs="Times New Roman"/>
+                <w:sz w:val="28"/>
+                <w:szCs w:val="24"/>
+              </w:rPr>
+              <w:t>g]</w:t>
+            </w:r>
+            <w:proofErr w:type="spellStart"/>
+            <w:r>
+              <w:rPr>
+                <w:rFonts w:ascii="Preeti" w:hAnsi="Preeti" w:cs="Times New Roman"/>
+                <w:sz w:val="28"/>
+                <w:szCs w:val="24"/>
+              </w:rPr>
+              <w:t>kfnL</w:t>
+            </w:r>
+            <w:proofErr w:type="spellEnd"/>
+            <w:proofErr w:type="gramEnd"/>
+            <w:r>
+              <w:rPr>
+                <w:rFonts w:ascii="Preeti" w:hAnsi="Preeti" w:cs="Times New Roman"/>
+                <w:sz w:val="28"/>
+                <w:szCs w:val="24"/>
+              </w:rPr>
+              <w:t xml:space="preserve"> ln=</w:t>
             </w:r>
           </w:p>
         </w:tc>
@@ -222,14 +262,54 @@
                 <w:szCs w:val="24"/>
               </w:rPr>
             </w:pPr>
-            <w:r>
-              <w:rPr>
-                <w:rFonts w:ascii="Preeti" w:hAnsi="Preeti" w:cs="Times New Roman"/>
-                <w:sz w:val="28"/>
-                <w:szCs w:val="24"/>
-              </w:rPr>
-              <w:t>g]kfnL df}=</w:t>
-            </w:r>
+            <w:proofErr w:type="gramStart"/>
+            <w:r>
+              <w:rPr>
+                <w:rFonts w:ascii="Preeti" w:hAnsi="Preeti" w:cs="Times New Roman"/>
+                <w:sz w:val="28"/>
+                <w:szCs w:val="24"/>
+              </w:rPr>
+              <w:t>g]</w:t>
+            </w:r>
+            <w:proofErr w:type="spellStart"/>
+            <w:r>
+              <w:rPr>
+                <w:rFonts w:ascii="Preeti" w:hAnsi="Preeti" w:cs="Times New Roman"/>
+                <w:sz w:val="28"/>
+                <w:szCs w:val="24"/>
+              </w:rPr>
+              <w:t>kfnL</w:t>
+            </w:r>
+            <w:proofErr w:type="spellEnd"/>
+            <w:proofErr w:type="gramEnd"/>
+            <w:r>
+              <w:rPr>
+                <w:rFonts w:ascii="Preeti" w:hAnsi="Preeti" w:cs="Times New Roman"/>
+                <w:sz w:val="28"/>
+                <w:szCs w:val="24"/>
+              </w:rPr>
+              <w:t xml:space="preserve"> </w:t>
+            </w:r>
+            <w:proofErr w:type="spellStart"/>
+            <w:proofErr w:type="gramStart"/>
+            <w:r>
+              <w:rPr>
+                <w:rFonts w:ascii="Preeti" w:hAnsi="Preeti" w:cs="Times New Roman"/>
+                <w:sz w:val="28"/>
+                <w:szCs w:val="24"/>
+              </w:rPr>
+              <w:t>df</w:t>
+            </w:r>
+            <w:proofErr w:type="spellEnd"/>
+            <w:r>
+              <w:rPr>
+                <w:rFonts w:ascii="Preeti" w:hAnsi="Preeti" w:cs="Times New Roman"/>
+                <w:sz w:val="28"/>
+                <w:szCs w:val="24"/>
+              </w:rPr>
+              <w:t>}=</w:t>
+            </w:r>
+            <w:proofErr w:type="gramEnd"/>
           </w:p>
         </w:tc>
         <w:tc>
@@ -253,13 +333,23 @@
                 <w:szCs w:val="24"/>
               </w:rPr>
             </w:pPr>
-            <w:r>
-              <w:rPr>
-                <w:rFonts w:ascii="Times New Roman" w:hAnsi="Times New Roman" w:cs="Times New Roman"/>
-                <w:sz w:val="28"/>
-                <w:szCs w:val="24"/>
-              </w:rPr>
-              <w:t>Con+Rhy.</w:t>
+            <w:proofErr w:type="spellStart"/>
+            <w:r>
+              <w:rPr>
+                <w:rFonts w:ascii="Times New Roman" w:hAnsi="Times New Roman" w:cs="Times New Roman"/>
+                <w:sz w:val="28"/>
+                <w:szCs w:val="24"/>
+              </w:rPr>
+              <w:t>Con+Rhy</w:t>
+            </w:r>
+            <w:proofErr w:type="spellEnd"/>
+            <w:r>
+              <w:rPr>
+                <w:rFonts w:ascii="Times New Roman" w:hAnsi="Times New Roman" w:cs="Times New Roman"/>
+                <w:sz w:val="28"/>
+                <w:szCs w:val="24"/>
+              </w:rPr>
+              <w:t>.</w:t>
             </w:r>
           </w:p>
         </w:tc>
@@ -355,14 +445,26 @@
                 <w:szCs w:val="24"/>
               </w:rPr>
             </w:pPr>
-            <w:r>
-              <w:rPr>
-                <w:rFonts w:ascii="Preeti" w:hAnsi="Preeti" w:cs="Times New Roman"/>
-                <w:sz w:val="28"/>
-                <w:szCs w:val="24"/>
-              </w:rPr>
-              <w:t>g]kfnL</w:t>
-            </w:r>
+            <w:proofErr w:type="gramStart"/>
+            <w:r>
+              <w:rPr>
+                <w:rFonts w:ascii="Preeti" w:hAnsi="Preeti" w:cs="Times New Roman"/>
+                <w:sz w:val="28"/>
+                <w:szCs w:val="24"/>
+              </w:rPr>
+              <w:t>g]</w:t>
+            </w:r>
+            <w:proofErr w:type="spellStart"/>
+            <w:r>
+              <w:rPr>
+                <w:rFonts w:ascii="Preeti" w:hAnsi="Preeti" w:cs="Times New Roman"/>
+                <w:sz w:val="28"/>
+                <w:szCs w:val="24"/>
+              </w:rPr>
+              <w:t>kfnL</w:t>
+            </w:r>
+            <w:proofErr w:type="spellEnd"/>
+            <w:proofErr w:type="gramEnd"/>
           </w:p>
         </w:tc>
         <w:tc>
@@ -386,6 +488,7 @@
                 <w:szCs w:val="24"/>
               </w:rPr>
             </w:pPr>
+            <w:proofErr w:type="spellStart"/>
             <w:r>
               <w:rPr>
                 <w:rFonts w:ascii="Times New Roman" w:hAnsi="Times New Roman" w:cs="Times New Roman"/>
@@ -394,6 +497,7 @@
               </w:rPr>
               <w:t>Maths</w:t>
             </w:r>
+            <w:proofErr w:type="spellEnd"/>
           </w:p>
         </w:tc>
         <w:tc>
@@ -528,13 +632,23 @@
                 <w:szCs w:val="24"/>
               </w:rPr>
             </w:pPr>
-            <w:r>
-              <w:rPr>
-                <w:rFonts w:ascii="Times New Roman" w:hAnsi="Times New Roman" w:cs="Times New Roman"/>
-                <w:sz w:val="28"/>
-                <w:szCs w:val="24"/>
-              </w:rPr>
-              <w:t>Con+Rhy.</w:t>
+            <w:proofErr w:type="spellStart"/>
+            <w:r>
+              <w:rPr>
+                <w:rFonts w:ascii="Times New Roman" w:hAnsi="Times New Roman" w:cs="Times New Roman"/>
+                <w:sz w:val="28"/>
+                <w:szCs w:val="24"/>
+              </w:rPr>
+              <w:t>Con+Rhy</w:t>
+            </w:r>
+            <w:proofErr w:type="spellEnd"/>
+            <w:r>
+              <w:rPr>
+                <w:rFonts w:ascii="Times New Roman" w:hAnsi="Times New Roman" w:cs="Times New Roman"/>
+                <w:sz w:val="28"/>
+                <w:szCs w:val="24"/>
+              </w:rPr>
+              <w:t>.</w:t>
             </w:r>
           </w:p>
         </w:tc>
@@ -743,6 +857,7 @@
                 <w:szCs w:val="24"/>
               </w:rPr>
             </w:pPr>
+            <w:proofErr w:type="spellStart"/>
             <w:r>
               <w:rPr>
                 <w:rFonts w:ascii="Times New Roman" w:hAnsi="Times New Roman" w:cs="Times New Roman"/>
@@ -751,6 +866,7 @@
               </w:rPr>
               <w:t>Maths</w:t>
             </w:r>
+            <w:proofErr w:type="spellEnd"/>
           </w:p>
         </w:tc>
         <w:tc>
@@ -774,14 +890,26 @@
                 <w:szCs w:val="24"/>
               </w:rPr>
             </w:pPr>
-            <w:r>
-              <w:rPr>
-                <w:rFonts w:ascii="Preeti" w:hAnsi="Preeti" w:cs="Times New Roman"/>
-                <w:sz w:val="28"/>
-                <w:szCs w:val="24"/>
-              </w:rPr>
-              <w:t>g]kfnL</w:t>
-            </w:r>
+            <w:proofErr w:type="gramStart"/>
+            <w:r>
+              <w:rPr>
+                <w:rFonts w:ascii="Preeti" w:hAnsi="Preeti" w:cs="Times New Roman"/>
+                <w:sz w:val="28"/>
+                <w:szCs w:val="24"/>
+              </w:rPr>
+              <w:t>g]</w:t>
+            </w:r>
+            <w:proofErr w:type="spellStart"/>
+            <w:r>
+              <w:rPr>
+                <w:rFonts w:ascii="Preeti" w:hAnsi="Preeti" w:cs="Times New Roman"/>
+                <w:sz w:val="28"/>
+                <w:szCs w:val="24"/>
+              </w:rPr>
+              <w:t>kfnL</w:t>
+            </w:r>
+            <w:proofErr w:type="spellEnd"/>
+            <w:proofErr w:type="gramEnd"/>
           </w:p>
         </w:tc>
         <w:tc>
@@ -907,6 +1035,7 @@
                 <w:szCs w:val="24"/>
               </w:rPr>
             </w:pPr>
+            <w:proofErr w:type="spellStart"/>
             <w:r>
               <w:rPr>
                 <w:rFonts w:ascii="Times New Roman" w:hAnsi="Times New Roman" w:cs="Times New Roman"/>
@@ -915,6 +1044,7 @@
               </w:rPr>
               <w:t>Maths</w:t>
             </w:r>
+            <w:proofErr w:type="spellEnd"/>
           </w:p>
         </w:tc>
         <w:tc>
@@ -938,6 +1068,7 @@
                 <w:szCs w:val="24"/>
               </w:rPr>
             </w:pPr>
+            <w:proofErr w:type="spellStart"/>
             <w:r>
               <w:rPr>
                 <w:rFonts w:ascii="Times New Roman" w:hAnsi="Times New Roman" w:cs="Times New Roman"/>
@@ -946,6 +1077,7 @@
               </w:rPr>
               <w:t>Science+HRHG</w:t>
             </w:r>
+            <w:proofErr w:type="spellEnd"/>
           </w:p>
         </w:tc>
         <w:tc>
@@ -969,14 +1101,26 @@
                 <w:szCs w:val="24"/>
               </w:rPr>
             </w:pPr>
-            <w:r>
-              <w:rPr>
-                <w:rFonts w:ascii="Preeti" w:hAnsi="Preeti" w:cs="Times New Roman"/>
-                <w:sz w:val="28"/>
-                <w:szCs w:val="24"/>
-              </w:rPr>
-              <w:t>g]kfnL</w:t>
-            </w:r>
+            <w:proofErr w:type="gramStart"/>
+            <w:r>
+              <w:rPr>
+                <w:rFonts w:ascii="Preeti" w:hAnsi="Preeti" w:cs="Times New Roman"/>
+                <w:sz w:val="28"/>
+                <w:szCs w:val="24"/>
+              </w:rPr>
+              <w:t>g]</w:t>
+            </w:r>
+            <w:proofErr w:type="spellStart"/>
+            <w:r>
+              <w:rPr>
+                <w:rFonts w:ascii="Preeti" w:hAnsi="Preeti" w:cs="Times New Roman"/>
+                <w:sz w:val="28"/>
+                <w:szCs w:val="24"/>
+              </w:rPr>
+              <w:t>kfnL</w:t>
+            </w:r>
+            <w:proofErr w:type="spellEnd"/>
+            <w:proofErr w:type="gramEnd"/>
           </w:p>
         </w:tc>
         <w:tc>
@@ -1235,14 +1379,26 @@
                 <w:szCs w:val="24"/>
               </w:rPr>
             </w:pPr>
-            <w:r>
-              <w:rPr>
-                <w:rFonts w:ascii="Preeti" w:hAnsi="Preeti" w:cs="Times New Roman"/>
-                <w:sz w:val="28"/>
-                <w:szCs w:val="24"/>
-              </w:rPr>
-              <w:t>;fdflhs</w:t>
-            </w:r>
+            <w:proofErr w:type="gramStart"/>
+            <w:r>
+              <w:rPr>
+                <w:rFonts w:ascii="Preeti" w:hAnsi="Preeti" w:cs="Times New Roman"/>
+                <w:sz w:val="28"/>
+                <w:szCs w:val="24"/>
+              </w:rPr>
+              <w:t>;</w:t>
+            </w:r>
+            <w:proofErr w:type="spellStart"/>
+            <w:r>
+              <w:rPr>
+                <w:rFonts w:ascii="Preeti" w:hAnsi="Preeti" w:cs="Times New Roman"/>
+                <w:sz w:val="28"/>
+                <w:szCs w:val="24"/>
+              </w:rPr>
+              <w:t>fdflhs</w:t>
+            </w:r>
+            <w:proofErr w:type="spellEnd"/>
+            <w:proofErr w:type="gramEnd"/>
           </w:p>
         </w:tc>
         <w:tc>
@@ -1266,6 +1422,7 @@
                 <w:szCs w:val="24"/>
               </w:rPr>
             </w:pPr>
+            <w:proofErr w:type="spellStart"/>
             <w:r>
               <w:rPr>
                 <w:rFonts w:ascii="Times New Roman" w:hAnsi="Times New Roman" w:cs="Times New Roman"/>
@@ -1274,6 +1431,7 @@
               </w:rPr>
               <w:t>Maths</w:t>
             </w:r>
+            <w:proofErr w:type="spellEnd"/>
           </w:p>
         </w:tc>
         <w:tc>
@@ -1297,14 +1455,26 @@
                 <w:szCs w:val="24"/>
               </w:rPr>
             </w:pPr>
-            <w:r>
-              <w:rPr>
-                <w:rFonts w:ascii="Preeti" w:hAnsi="Preeti" w:cs="Times New Roman"/>
-                <w:sz w:val="28"/>
-                <w:szCs w:val="24"/>
-              </w:rPr>
-              <w:t>g]kfnL</w:t>
-            </w:r>
+            <w:proofErr w:type="gramStart"/>
+            <w:r>
+              <w:rPr>
+                <w:rFonts w:ascii="Preeti" w:hAnsi="Preeti" w:cs="Times New Roman"/>
+                <w:sz w:val="28"/>
+                <w:szCs w:val="24"/>
+              </w:rPr>
+              <w:t>g]</w:t>
+            </w:r>
+            <w:proofErr w:type="spellStart"/>
+            <w:r>
+              <w:rPr>
+                <w:rFonts w:ascii="Preeti" w:hAnsi="Preeti" w:cs="Times New Roman"/>
+                <w:sz w:val="28"/>
+                <w:szCs w:val="24"/>
+              </w:rPr>
+              <w:t>kfnL</w:t>
+            </w:r>
+            <w:proofErr w:type="spellEnd"/>
+            <w:proofErr w:type="gramEnd"/>
           </w:p>
         </w:tc>
         <w:tc>
@@ -1378,6 +1548,7 @@
                 <w:szCs w:val="24"/>
               </w:rPr>
             </w:pPr>
+            <w:proofErr w:type="spellStart"/>
             <w:r>
               <w:rPr>
                 <w:rFonts w:ascii="Times New Roman" w:hAnsi="Times New Roman" w:cs="Times New Roman"/>
@@ -1386,6 +1557,7 @@
               </w:rPr>
               <w:t>Comp.+HRHG</w:t>
             </w:r>
+            <w:proofErr w:type="spellEnd"/>
           </w:p>
         </w:tc>
       </w:tr>
@@ -1449,6 +1621,7 @@
                 <w:szCs w:val="24"/>
               </w:rPr>
             </w:pPr>
+            <w:proofErr w:type="spellStart"/>
             <w:r>
               <w:rPr>
                 <w:rFonts w:ascii="Times New Roman" w:hAnsi="Times New Roman" w:cs="Times New Roman"/>
@@ -1457,6 +1630,7 @@
               </w:rPr>
               <w:t>Maths</w:t>
             </w:r>
+            <w:proofErr w:type="spellEnd"/>
           </w:p>
         </w:tc>
         <w:tc>
@@ -1480,14 +1654,26 @@
                 <w:szCs w:val="24"/>
               </w:rPr>
             </w:pPr>
-            <w:r>
-              <w:rPr>
-                <w:rFonts w:ascii="Preeti" w:hAnsi="Preeti" w:cs="Times New Roman"/>
-                <w:sz w:val="28"/>
-                <w:szCs w:val="24"/>
-              </w:rPr>
-              <w:t>g]kfnL</w:t>
-            </w:r>
+            <w:proofErr w:type="gramStart"/>
+            <w:r>
+              <w:rPr>
+                <w:rFonts w:ascii="Preeti" w:hAnsi="Preeti" w:cs="Times New Roman"/>
+                <w:sz w:val="28"/>
+                <w:szCs w:val="24"/>
+              </w:rPr>
+              <w:t>g]</w:t>
+            </w:r>
+            <w:proofErr w:type="spellStart"/>
+            <w:r>
+              <w:rPr>
+                <w:rFonts w:ascii="Preeti" w:hAnsi="Preeti" w:cs="Times New Roman"/>
+                <w:sz w:val="28"/>
+                <w:szCs w:val="24"/>
+              </w:rPr>
+              <w:t>kfnL</w:t>
+            </w:r>
+            <w:proofErr w:type="spellEnd"/>
+            <w:proofErr w:type="gramEnd"/>
           </w:p>
         </w:tc>
         <w:tc>
@@ -1573,14 +1759,26 @@
                 <w:szCs w:val="24"/>
               </w:rPr>
             </w:pPr>
-            <w:r>
-              <w:rPr>
-                <w:rFonts w:ascii="Preeti" w:hAnsi="Preeti" w:cs="Times New Roman"/>
-                <w:sz w:val="28"/>
-                <w:szCs w:val="24"/>
-              </w:rPr>
-              <w:t>;fdflhs</w:t>
-            </w:r>
+            <w:proofErr w:type="gramStart"/>
+            <w:r>
+              <w:rPr>
+                <w:rFonts w:ascii="Preeti" w:hAnsi="Preeti" w:cs="Times New Roman"/>
+                <w:sz w:val="28"/>
+                <w:szCs w:val="24"/>
+              </w:rPr>
+              <w:t>;</w:t>
+            </w:r>
+            <w:proofErr w:type="spellStart"/>
+            <w:r>
+              <w:rPr>
+                <w:rFonts w:ascii="Preeti" w:hAnsi="Preeti" w:cs="Times New Roman"/>
+                <w:sz w:val="28"/>
+                <w:szCs w:val="24"/>
+              </w:rPr>
+              <w:t>fdflhs</w:t>
+            </w:r>
+            <w:proofErr w:type="spellEnd"/>
+            <w:proofErr w:type="gramEnd"/>
           </w:p>
         </w:tc>
         <w:tc>
@@ -1773,14 +1971,26 @@
                 <w:szCs w:val="24"/>
               </w:rPr>
             </w:pPr>
-            <w:r>
-              <w:rPr>
-                <w:rFonts w:ascii="Preeti" w:hAnsi="Preeti" w:cs="Times New Roman"/>
-                <w:sz w:val="28"/>
-                <w:szCs w:val="24"/>
-              </w:rPr>
-              <w:t>g]kfnL</w:t>
-            </w:r>
+            <w:proofErr w:type="gramStart"/>
+            <w:r>
+              <w:rPr>
+                <w:rFonts w:ascii="Preeti" w:hAnsi="Preeti" w:cs="Times New Roman"/>
+                <w:sz w:val="28"/>
+                <w:szCs w:val="24"/>
+              </w:rPr>
+              <w:t>g]</w:t>
+            </w:r>
+            <w:proofErr w:type="spellStart"/>
+            <w:r>
+              <w:rPr>
+                <w:rFonts w:ascii="Preeti" w:hAnsi="Preeti" w:cs="Times New Roman"/>
+                <w:sz w:val="28"/>
+                <w:szCs w:val="24"/>
+              </w:rPr>
+              <w:t>kfnL</w:t>
+            </w:r>
+            <w:proofErr w:type="spellEnd"/>
+            <w:proofErr w:type="gramEnd"/>
           </w:p>
         </w:tc>
         <w:tc>
@@ -1835,13 +2045,23 @@
                 <w:szCs w:val="24"/>
               </w:rPr>
             </w:pPr>
-            <w:r>
-              <w:rPr>
-                <w:rFonts w:ascii="Times New Roman" w:hAnsi="Times New Roman" w:cs="Times New Roman"/>
-                <w:sz w:val="28"/>
-                <w:szCs w:val="24"/>
-              </w:rPr>
-              <w:t xml:space="preserve">Maths  </w:t>
+            <w:proofErr w:type="spellStart"/>
+            <w:r>
+              <w:rPr>
+                <w:rFonts w:ascii="Times New Roman" w:hAnsi="Times New Roman" w:cs="Times New Roman"/>
+                <w:sz w:val="28"/>
+                <w:szCs w:val="24"/>
+              </w:rPr>
+              <w:t>Maths</w:t>
+            </w:r>
+            <w:proofErr w:type="spellEnd"/>
+            <w:r>
+              <w:rPr>
+                <w:rFonts w:ascii="Times New Roman" w:hAnsi="Times New Roman" w:cs="Times New Roman"/>
+                <w:sz w:val="28"/>
+                <w:szCs w:val="24"/>
+              </w:rPr>
+              <w:t xml:space="preserve">  </w:t>
             </w:r>
           </w:p>
         </w:tc>
@@ -1915,13 +2135,33 @@
                 <w:szCs w:val="24"/>
               </w:rPr>
             </w:pPr>
-            <w:r>
-              <w:rPr>
-                <w:rFonts w:ascii="Preeti" w:hAnsi="Preeti" w:cs="Times New Roman"/>
-                <w:sz w:val="28"/>
-                <w:szCs w:val="24"/>
-              </w:rPr>
-              <w:t xml:space="preserve">;fdflhs </w:t>
+            <w:proofErr w:type="gramStart"/>
+            <w:r>
+              <w:rPr>
+                <w:rFonts w:ascii="Preeti" w:hAnsi="Preeti" w:cs="Times New Roman"/>
+                <w:sz w:val="28"/>
+                <w:szCs w:val="24"/>
+              </w:rPr>
+              <w:t>;</w:t>
+            </w:r>
+            <w:proofErr w:type="spellStart"/>
+            <w:r>
+              <w:rPr>
+                <w:rFonts w:ascii="Preeti" w:hAnsi="Preeti" w:cs="Times New Roman"/>
+                <w:sz w:val="28"/>
+                <w:szCs w:val="24"/>
+              </w:rPr>
+              <w:t>fdflhs</w:t>
+            </w:r>
+            <w:proofErr w:type="spellEnd"/>
+            <w:proofErr w:type="gramEnd"/>
+            <w:r>
+              <w:rPr>
+                <w:rFonts w:ascii="Preeti" w:hAnsi="Preeti" w:cs="Times New Roman"/>
+                <w:sz w:val="28"/>
+                <w:szCs w:val="24"/>
+              </w:rPr>
+              <w:t xml:space="preserve"> </w:t>
             </w:r>
           </w:p>
         </w:tc>
@@ -2035,6 +2275,7 @@
                 <w:szCs w:val="24"/>
               </w:rPr>
             </w:pPr>
+            <w:proofErr w:type="spellStart"/>
             <w:r>
               <w:rPr>
                 <w:rFonts w:ascii="Times New Roman" w:hAnsi="Times New Roman" w:cs="Times New Roman"/>
@@ -2043,6 +2284,7 @@
               </w:rPr>
               <w:t>Maths</w:t>
             </w:r>
+            <w:proofErr w:type="spellEnd"/>
           </w:p>
         </w:tc>
         <w:tc>
@@ -2097,14 +2339,26 @@
                 <w:szCs w:val="24"/>
               </w:rPr>
             </w:pPr>
-            <w:r>
-              <w:rPr>
-                <w:rFonts w:ascii="Preeti" w:hAnsi="Preeti" w:cs="Times New Roman"/>
-                <w:sz w:val="28"/>
-                <w:szCs w:val="24"/>
-              </w:rPr>
-              <w:t>g]kfnL</w:t>
-            </w:r>
+            <w:proofErr w:type="gramStart"/>
+            <w:r>
+              <w:rPr>
+                <w:rFonts w:ascii="Preeti" w:hAnsi="Preeti" w:cs="Times New Roman"/>
+                <w:sz w:val="28"/>
+                <w:szCs w:val="24"/>
+              </w:rPr>
+              <w:t>g]</w:t>
+            </w:r>
+            <w:proofErr w:type="spellStart"/>
+            <w:r>
+              <w:rPr>
+                <w:rFonts w:ascii="Preeti" w:hAnsi="Preeti" w:cs="Times New Roman"/>
+                <w:sz w:val="28"/>
+                <w:szCs w:val="24"/>
+              </w:rPr>
+              <w:t>kfnL</w:t>
+            </w:r>
+            <w:proofErr w:type="spellEnd"/>
+            <w:proofErr w:type="gramEnd"/>
           </w:p>
         </w:tc>
         <w:tc>
@@ -2257,14 +2511,26 @@
                 <w:szCs w:val="24"/>
               </w:rPr>
             </w:pPr>
-            <w:r>
-              <w:rPr>
-                <w:rFonts w:ascii="Preeti" w:hAnsi="Preeti" w:cs="Times New Roman"/>
-                <w:sz w:val="28"/>
-                <w:szCs w:val="24"/>
-              </w:rPr>
-              <w:t>;fdflhs</w:t>
-            </w:r>
+            <w:proofErr w:type="gramStart"/>
+            <w:r>
+              <w:rPr>
+                <w:rFonts w:ascii="Preeti" w:hAnsi="Preeti" w:cs="Times New Roman"/>
+                <w:sz w:val="28"/>
+                <w:szCs w:val="24"/>
+              </w:rPr>
+              <w:t>;</w:t>
+            </w:r>
+            <w:proofErr w:type="spellStart"/>
+            <w:r>
+              <w:rPr>
+                <w:rFonts w:ascii="Preeti" w:hAnsi="Preeti" w:cs="Times New Roman"/>
+                <w:sz w:val="28"/>
+                <w:szCs w:val="24"/>
+              </w:rPr>
+              <w:t>fdflhs</w:t>
+            </w:r>
+            <w:proofErr w:type="spellEnd"/>
+            <w:proofErr w:type="gramEnd"/>
           </w:p>
         </w:tc>
       </w:tr>
@@ -2359,14 +2625,26 @@
                 <w:szCs w:val="24"/>
               </w:rPr>
             </w:pPr>
-            <w:r>
-              <w:rPr>
-                <w:rFonts w:ascii="Preeti" w:hAnsi="Preeti" w:cs="Times New Roman"/>
-                <w:sz w:val="28"/>
-                <w:szCs w:val="24"/>
-              </w:rPr>
-              <w:t>g]kfnL</w:t>
-            </w:r>
+            <w:proofErr w:type="gramStart"/>
+            <w:r>
+              <w:rPr>
+                <w:rFonts w:ascii="Preeti" w:hAnsi="Preeti" w:cs="Times New Roman"/>
+                <w:sz w:val="28"/>
+                <w:szCs w:val="24"/>
+              </w:rPr>
+              <w:t>g]</w:t>
+            </w:r>
+            <w:proofErr w:type="spellStart"/>
+            <w:r>
+              <w:rPr>
+                <w:rFonts w:ascii="Preeti" w:hAnsi="Preeti" w:cs="Times New Roman"/>
+                <w:sz w:val="28"/>
+                <w:szCs w:val="24"/>
+              </w:rPr>
+              <w:t>kfnL</w:t>
+            </w:r>
+            <w:proofErr w:type="spellEnd"/>
+            <w:proofErr w:type="gramEnd"/>
           </w:p>
         </w:tc>
         <w:tc>
@@ -2421,6 +2699,7 @@
                 <w:szCs w:val="24"/>
               </w:rPr>
             </w:pPr>
+            <w:proofErr w:type="spellStart"/>
             <w:r>
               <w:rPr>
                 <w:rFonts w:ascii="Times New Roman" w:hAnsi="Times New Roman" w:cs="Times New Roman"/>
@@ -2429,6 +2708,7 @@
               </w:rPr>
               <w:t>Maths</w:t>
             </w:r>
+            <w:proofErr w:type="spellEnd"/>
           </w:p>
         </w:tc>
         <w:tc>
@@ -2452,14 +2732,26 @@
                 <w:szCs w:val="24"/>
               </w:rPr>
             </w:pPr>
-            <w:r>
-              <w:rPr>
-                <w:rFonts w:ascii="Preeti" w:hAnsi="Preeti" w:cs="Times New Roman"/>
-                <w:sz w:val="28"/>
-                <w:szCs w:val="24"/>
-              </w:rPr>
-              <w:t>;fdflhs</w:t>
-            </w:r>
+            <w:proofErr w:type="gramStart"/>
+            <w:r>
+              <w:rPr>
+                <w:rFonts w:ascii="Preeti" w:hAnsi="Preeti" w:cs="Times New Roman"/>
+                <w:sz w:val="28"/>
+                <w:szCs w:val="24"/>
+              </w:rPr>
+              <w:t>;</w:t>
+            </w:r>
+            <w:proofErr w:type="spellStart"/>
+            <w:r>
+              <w:rPr>
+                <w:rFonts w:ascii="Preeti" w:hAnsi="Preeti" w:cs="Times New Roman"/>
+                <w:sz w:val="28"/>
+                <w:szCs w:val="24"/>
+              </w:rPr>
+              <w:t>fdflhs</w:t>
+            </w:r>
+            <w:proofErr w:type="spellEnd"/>
+            <w:proofErr w:type="gramEnd"/>
           </w:p>
         </w:tc>
         <w:tc>
@@ -2483,13 +2775,23 @@
                 <w:szCs w:val="24"/>
               </w:rPr>
             </w:pPr>
-            <w:r>
-              <w:rPr>
-                <w:rFonts w:ascii="Times New Roman" w:hAnsi="Times New Roman" w:cs="Times New Roman"/>
-                <w:sz w:val="28"/>
-                <w:szCs w:val="24"/>
-              </w:rPr>
-              <w:t>Opt-I</w:t>
+            <w:proofErr w:type="spellStart"/>
+            <w:r>
+              <w:rPr>
+                <w:rFonts w:ascii="Times New Roman" w:hAnsi="Times New Roman" w:cs="Times New Roman"/>
+                <w:sz w:val="28"/>
+                <w:szCs w:val="24"/>
+              </w:rPr>
+              <w:t>Opt</w:t>
+            </w:r>
+            <w:proofErr w:type="spellEnd"/>
+            <w:r>
+              <w:rPr>
+                <w:rFonts w:ascii="Times New Roman" w:hAnsi="Times New Roman" w:cs="Times New Roman"/>
+                <w:sz w:val="28"/>
+                <w:szCs w:val="24"/>
+              </w:rPr>
+              <w:t>-I</w:t>
             </w:r>
           </w:p>
         </w:tc>
@@ -2514,13 +2816,23 @@
                 <w:szCs w:val="24"/>
               </w:rPr>
             </w:pPr>
-            <w:r>
-              <w:rPr>
-                <w:rFonts w:ascii="Times New Roman" w:hAnsi="Times New Roman" w:cs="Times New Roman"/>
-                <w:sz w:val="28"/>
-                <w:szCs w:val="24"/>
-              </w:rPr>
-              <w:t>Opt-II</w:t>
+            <w:proofErr w:type="spellStart"/>
+            <w:r>
+              <w:rPr>
+                <w:rFonts w:ascii="Times New Roman" w:hAnsi="Times New Roman" w:cs="Times New Roman"/>
+                <w:sz w:val="28"/>
+                <w:szCs w:val="24"/>
+              </w:rPr>
+              <w:t>Opt</w:t>
+            </w:r>
+            <w:proofErr w:type="spellEnd"/>
+            <w:r>
+              <w:rPr>
+                <w:rFonts w:ascii="Times New Roman" w:hAnsi="Times New Roman" w:cs="Times New Roman"/>
+                <w:sz w:val="28"/>
+                <w:szCs w:val="24"/>
+              </w:rPr>
+              <w:t>-II</w:t>
             </w:r>
           </w:p>
         </w:tc>
@@ -2552,27 +2864,7 @@
           <w:sz w:val="40"/>
           <w:szCs w:val="36"/>
         </w:rPr>
-        <w:t>Received</w:t>
-      </w:r>
-      <w:r>
-        <w:rPr>
-          <w:rFonts w:ascii="Times New Roman" w:hAnsi="Times New Roman" w:cs="Times New Roman"/>
-          <w:b/>
-          <w:bCs/>
-          <w:sz w:val="40"/>
-          <w:szCs w:val="36"/>
-        </w:rPr>
-        <w:t xml:space="preserve"> Questions!</w:t>
-      </w:r>
-      <w:r>
-        <w:rPr>
-          <w:rFonts w:ascii="Times New Roman" w:hAnsi="Times New Roman" w:cs="Times New Roman"/>
-          <w:b/>
-          <w:bCs/>
-          <w:sz w:val="40"/>
-          <w:szCs w:val="36"/>
-        </w:rPr>
-        <w:t xml:space="preserve"> BR Report</w:t>
+        <w:t>Copy Received!</w:t>
       </w:r>
     </w:p>
     <w:sectPr>
